--- a/PBL Report Ayushman Bharat Healthcare Analytics.docx
+++ b/PBL Report Ayushman Bharat Healthcare Analytics.docx
@@ -8783,10 +8783,8 @@
           <w:rFonts w:ascii="Times New Roman" w:cs="Times New Roman" w:eastAsia="Times New Roman" w:hAnsi="Times New Roman"/>
           <w:sz w:val="24"/>
           <w:szCs w:val="24"/>
-          <w:highlight w:val="yellow"/>
-          <w:highlightCs w:val="yellow"/>
-        </w:rPr>
-        <w:t xml:space="preserve">[paste your repository URL]</w:t>
+        </w:rPr>
+        <w:t xml:space="preserve">https://github.com/rayeenzaki744-spec/ayushman-bharat-healthcare-analytics</w:t>
       </w:r>
     </w:p>
     <w:p>
@@ -8809,7 +8807,7 @@
           <w:sz w:val="24"/>
           <w:szCs w:val="24"/>
         </w:rPr>
-        <w:t xml:space="preserve">ayushman_bharat_analysis.ipynb</w:t>
+        <w:t xml:space="preserve">ayushman bharat analysis.ipynb</w:t>
       </w:r>
     </w:p>
     <w:p>
@@ -8832,7 +8830,7 @@
           <w:sz w:val="24"/>
           <w:szCs w:val="24"/>
         </w:rPr>
-        <w:t xml:space="preserve">PBL_Report_Ayushman_Bharat_Healthcare_Analytics.docx</w:t>
+        <w:t xml:space="preserve">PBL Report Ayushman Bharat Healthcare Analytics.docx</w:t>
       </w:r>
     </w:p>
     <w:p>
